--- a/explain/explain_my_project.docx
+++ b/explain/explain_my_project.docx
@@ -11,6 +11,7 @@
       <w:r>
         <w:rPr>
           <w:rFonts w:cs="Arial"/>
+          <w:noProof/>
           <w:rtl/>
         </w:rPr>
         <w:drawing>
@@ -66,6 +67,7 @@
       <w:r>
         <w:rPr>
           <w:rFonts w:cs="Arial"/>
+          <w:noProof/>
           <w:rtl/>
         </w:rPr>
         <w:drawing>
@@ -121,6 +123,7 @@
       <w:r>
         <w:rPr>
           <w:rFonts w:cs="Arial"/>
+          <w:noProof/>
           <w:rtl/>
         </w:rPr>
         <w:lastRenderedPageBreak/>
@@ -169,15 +172,44 @@
       </w:pPr>
     </w:p>
     <w:p>
+      <w:pPr>
+        <w:rPr>
+          <w:rtl/>
+        </w:rPr>
+      </w:pPr>
+    </w:p>
+    <w:p>
+      <w:pPr>
+        <w:rPr>
+          <w:rtl/>
+        </w:rPr>
+      </w:pPr>
       <w:r>
         <w:rPr>
           <w:rFonts w:cs="Arial"/>
+          <w:noProof/>
           <w:rtl/>
         </w:rPr>
         <w:drawing>
-          <wp:inline distT="0" distB="0" distL="0" distR="0" wp14:anchorId="33829243" wp14:editId="74757D55">
+          <wp:anchor distT="0" distB="0" distL="114300" distR="114300" simplePos="0" relativeHeight="251658240" behindDoc="0" locked="0" layoutInCell="1" allowOverlap="1" wp14:anchorId="33829243" wp14:editId="32C633E5">
+            <wp:simplePos x="0" y="0"/>
+            <wp:positionH relativeFrom="margin">
+              <wp:align>left</wp:align>
+            </wp:positionH>
+            <wp:positionV relativeFrom="paragraph">
+              <wp:posOffset>244475</wp:posOffset>
+            </wp:positionV>
             <wp:extent cx="5731510" cy="3512185"/>
             <wp:effectExtent l="0" t="0" r="2540" b="0"/>
+            <wp:wrapThrough wrapText="bothSides">
+              <wp:wrapPolygon edited="0">
+                <wp:start x="0" y="0"/>
+                <wp:lineTo x="0" y="21440"/>
+                <wp:lineTo x="21538" y="21440"/>
+                <wp:lineTo x="21538" y="0"/>
+                <wp:lineTo x="0" y="0"/>
+              </wp:wrapPolygon>
+            </wp:wrapThrough>
             <wp:docPr id="1892078659" name="תמונה 1"/>
             <wp:cNvGraphicFramePr>
               <a:graphicFrameLocks xmlns:a="http://schemas.openxmlformats.org/drawingml/2006/main" noChangeAspect="1"/>
@@ -190,7 +222,13 @@
                     <pic:cNvPicPr/>
                   </pic:nvPicPr>
                   <pic:blipFill>
-                    <a:blip r:embed="rId7"/>
+                    <a:blip r:embed="rId7">
+                      <a:extLst>
+                        <a:ext uri="{28A0092B-C50C-407E-A947-70E740481C1C}">
+                          <a14:useLocalDpi xmlns:a14="http://schemas.microsoft.com/office/drawing/2010/main" val="0"/>
+                        </a:ext>
+                      </a:extLst>
+                    </a:blip>
                     <a:stretch>
                       <a:fillRect/>
                     </a:stretch>
@@ -207,7 +245,449 @@
                 </pic:pic>
               </a:graphicData>
             </a:graphic>
+          </wp:anchor>
+        </w:drawing>
+      </w:r>
+    </w:p>
+    <w:p>
+      <w:pPr>
+        <w:rPr>
+          <w:rtl/>
+        </w:rPr>
+      </w:pPr>
+    </w:p>
+    <w:p>
+      <w:pPr>
+        <w:rPr>
+          <w:rtl/>
+        </w:rPr>
+      </w:pPr>
+    </w:p>
+    <w:p>
+      <w:pPr>
+        <w:rPr>
+          <w:rtl/>
+        </w:rPr>
+      </w:pPr>
+    </w:p>
+    <w:p>
+      <w:pPr>
+        <w:rPr>
+          <w:rtl/>
+        </w:rPr>
+      </w:pPr>
+    </w:p>
+    <w:p>
+      <w:pPr>
+        <w:rPr>
+          <w:rtl/>
+        </w:rPr>
+      </w:pPr>
+    </w:p>
+    <w:p>
+      <w:pPr>
+        <w:rPr>
+          <w:rtl/>
+        </w:rPr>
+      </w:pPr>
+    </w:p>
+    <w:p>
+      <w:pPr>
+        <w:rPr>
+          <w:rtl/>
+        </w:rPr>
+      </w:pPr>
+    </w:p>
+    <w:p>
+      <w:r>
+        <w:rPr>
+          <w:rFonts w:hint="cs"/>
+          <w:rtl/>
+        </w:rPr>
+        <w:lastRenderedPageBreak/>
+        <w:t>מחיקת כל הקבצים:</w:t>
+      </w:r>
+      <w:r>
+        <w:rPr>
+          <w:rtl/>
+        </w:rPr>
+        <w:br/>
+      </w:r>
+      <w:r>
+        <w:rPr>
+          <w:rFonts w:cs="Arial"/>
+          <w:rtl/>
+        </w:rPr>
+        <w:drawing>
+          <wp:inline distT="0" distB="0" distL="0" distR="0" wp14:anchorId="66C90264" wp14:editId="4DC33A9C">
+            <wp:extent cx="5731510" cy="1905635"/>
+            <wp:effectExtent l="0" t="0" r="2540" b="0"/>
+            <wp:docPr id="806764150" name="תמונה 1"/>
+            <wp:cNvGraphicFramePr>
+              <a:graphicFrameLocks xmlns:a="http://schemas.openxmlformats.org/drawingml/2006/main" noChangeAspect="1"/>
+            </wp:cNvGraphicFramePr>
+            <a:graphic xmlns:a="http://schemas.openxmlformats.org/drawingml/2006/main">
+              <a:graphicData uri="http://schemas.openxmlformats.org/drawingml/2006/picture">
+                <pic:pic xmlns:pic="http://schemas.openxmlformats.org/drawingml/2006/picture">
+                  <pic:nvPicPr>
+                    <pic:cNvPr id="806764150" name=""/>
+                    <pic:cNvPicPr/>
+                  </pic:nvPicPr>
+                  <pic:blipFill>
+                    <a:blip r:embed="rId8"/>
+                    <a:stretch>
+                      <a:fillRect/>
+                    </a:stretch>
+                  </pic:blipFill>
+                  <pic:spPr>
+                    <a:xfrm>
+                      <a:off x="0" y="0"/>
+                      <a:ext cx="5731510" cy="1905635"/>
+                    </a:xfrm>
+                    <a:prstGeom prst="rect">
+                      <a:avLst/>
+                    </a:prstGeom>
+                  </pic:spPr>
+                </pic:pic>
+              </a:graphicData>
+            </a:graphic>
           </wp:inline>
+        </w:drawing>
+      </w:r>
+    </w:p>
+    <w:p>
+      <w:pPr>
+        <w:rPr>
+          <w:rtl/>
+        </w:rPr>
+      </w:pPr>
+      <w:r>
+        <w:rPr>
+          <w:rFonts w:hint="cs"/>
+          <w:rtl/>
+        </w:rPr>
+        <w:t xml:space="preserve">לאחר </w:t>
+      </w:r>
+      <w:r>
+        <w:t>reset</w:t>
+      </w:r>
+      <w:r>
+        <w:rPr>
+          <w:rFonts w:hint="cs"/>
+          <w:rtl/>
+        </w:rPr>
+        <w:t xml:space="preserve"> מה צריך להריץ?</w:t>
+      </w:r>
+    </w:p>
+    <w:p>
+      <w:pPr>
+        <w:rPr>
+          <w:rtl/>
+        </w:rPr>
+      </w:pPr>
+      <w:r>
+        <w:rPr>
+          <w:rFonts w:hint="cs"/>
+          <w:rtl/>
+        </w:rPr>
+        <w:t xml:space="preserve">תשובה: רק את </w:t>
+      </w:r>
+      <w:r>
+        <w:t>terms_loader.py</w:t>
+      </w:r>
+      <w:r>
+        <w:rPr>
+          <w:rFonts w:hint="cs"/>
+          <w:rtl/>
+        </w:rPr>
+        <w:t>. למה?</w:t>
+      </w:r>
+      <w:r>
+        <w:rPr>
+          <w:rtl/>
+        </w:rPr>
+        <w:br/>
+      </w:r>
+      <w:r>
+        <w:rPr>
+          <w:rFonts w:cs="Arial"/>
+          <w:rtl/>
+        </w:rPr>
+        <w:drawing>
+          <wp:anchor distT="0" distB="0" distL="114300" distR="114300" simplePos="0" relativeHeight="251659264" behindDoc="0" locked="0" layoutInCell="1" allowOverlap="1" wp14:anchorId="723953D6" wp14:editId="3DEAEE7A">
+            <wp:simplePos x="0" y="0"/>
+            <wp:positionH relativeFrom="column">
+              <wp:posOffset>944880</wp:posOffset>
+            </wp:positionH>
+            <wp:positionV relativeFrom="paragraph">
+              <wp:posOffset>180340</wp:posOffset>
+            </wp:positionV>
+            <wp:extent cx="4785360" cy="5234940"/>
+            <wp:effectExtent l="0" t="0" r="0" b="3810"/>
+            <wp:wrapThrough wrapText="bothSides">
+              <wp:wrapPolygon edited="0">
+                <wp:start x="0" y="0"/>
+                <wp:lineTo x="0" y="21537"/>
+                <wp:lineTo x="21497" y="21537"/>
+                <wp:lineTo x="21497" y="0"/>
+                <wp:lineTo x="0" y="0"/>
+              </wp:wrapPolygon>
+            </wp:wrapThrough>
+            <wp:docPr id="116476883" name="תמונה 1"/>
+            <wp:cNvGraphicFramePr>
+              <a:graphicFrameLocks xmlns:a="http://schemas.openxmlformats.org/drawingml/2006/main" noChangeAspect="1"/>
+            </wp:cNvGraphicFramePr>
+            <a:graphic xmlns:a="http://schemas.openxmlformats.org/drawingml/2006/main">
+              <a:graphicData uri="http://schemas.openxmlformats.org/drawingml/2006/picture">
+                <pic:pic xmlns:pic="http://schemas.openxmlformats.org/drawingml/2006/picture">
+                  <pic:nvPicPr>
+                    <pic:cNvPr id="116476883" name=""/>
+                    <pic:cNvPicPr/>
+                  </pic:nvPicPr>
+                  <pic:blipFill>
+                    <a:blip r:embed="rId9">
+                      <a:extLst>
+                        <a:ext uri="{28A0092B-C50C-407E-A947-70E740481C1C}">
+                          <a14:useLocalDpi xmlns:a14="http://schemas.microsoft.com/office/drawing/2010/main" val="0"/>
+                        </a:ext>
+                      </a:extLst>
+                    </a:blip>
+                    <a:stretch>
+                      <a:fillRect/>
+                    </a:stretch>
+                  </pic:blipFill>
+                  <pic:spPr>
+                    <a:xfrm>
+                      <a:off x="0" y="0"/>
+                      <a:ext cx="4785360" cy="5234940"/>
+                    </a:xfrm>
+                    <a:prstGeom prst="rect">
+                      <a:avLst/>
+                    </a:prstGeom>
+                  </pic:spPr>
+                </pic:pic>
+              </a:graphicData>
+            </a:graphic>
+          </wp:anchor>
+        </w:drawing>
+      </w:r>
+    </w:p>
+    <w:p>
+      <w:pPr>
+        <w:rPr>
+          <w:rtl/>
+        </w:rPr>
+      </w:pPr>
+    </w:p>
+    <w:p>
+      <w:pPr>
+        <w:rPr>
+          <w:rtl/>
+        </w:rPr>
+      </w:pPr>
+    </w:p>
+    <w:p>
+      <w:pPr>
+        <w:rPr>
+          <w:rtl/>
+        </w:rPr>
+      </w:pPr>
+    </w:p>
+    <w:p>
+      <w:pPr>
+        <w:rPr>
+          <w:rtl/>
+        </w:rPr>
+      </w:pPr>
+    </w:p>
+    <w:p>
+      <w:pPr>
+        <w:rPr>
+          <w:rtl/>
+        </w:rPr>
+      </w:pPr>
+    </w:p>
+    <w:p>
+      <w:pPr>
+        <w:rPr>
+          <w:rtl/>
+        </w:rPr>
+      </w:pPr>
+    </w:p>
+    <w:p>
+      <w:pPr>
+        <w:rPr>
+          <w:rtl/>
+        </w:rPr>
+      </w:pPr>
+    </w:p>
+    <w:p>
+      <w:pPr>
+        <w:rPr>
+          <w:rtl/>
+        </w:rPr>
+      </w:pPr>
+    </w:p>
+    <w:p>
+      <w:pPr>
+        <w:rPr>
+          <w:rtl/>
+        </w:rPr>
+      </w:pPr>
+    </w:p>
+    <w:p>
+      <w:pPr>
+        <w:rPr>
+          <w:rtl/>
+        </w:rPr>
+      </w:pPr>
+    </w:p>
+    <w:p>
+      <w:pPr>
+        <w:rPr>
+          <w:rtl/>
+        </w:rPr>
+      </w:pPr>
+    </w:p>
+    <w:p>
+      <w:pPr>
+        <w:rPr>
+          <w:rtl/>
+        </w:rPr>
+      </w:pPr>
+    </w:p>
+    <w:p>
+      <w:pPr>
+        <w:rPr>
+          <w:rtl/>
+        </w:rPr>
+      </w:pPr>
+    </w:p>
+    <w:p>
+      <w:pPr>
+        <w:rPr>
+          <w:rtl/>
+        </w:rPr>
+      </w:pPr>
+    </w:p>
+    <w:p>
+      <w:pPr>
+        <w:rPr>
+          <w:rtl/>
+        </w:rPr>
+      </w:pPr>
+    </w:p>
+    <w:p>
+      <w:pPr>
+        <w:rPr>
+          <w:rtl/>
+        </w:rPr>
+      </w:pPr>
+    </w:p>
+    <w:p>
+      <w:pPr>
+        <w:rPr>
+          <w:rtl/>
+        </w:rPr>
+      </w:pPr>
+    </w:p>
+    <w:p>
+      <w:pPr>
+        <w:rPr>
+          <w:rtl/>
+        </w:rPr>
+      </w:pPr>
+    </w:p>
+    <w:p>
+      <w:pPr>
+        <w:rPr>
+          <w:rtl/>
+        </w:rPr>
+      </w:pPr>
+    </w:p>
+    <w:p>
+      <w:pPr>
+        <w:rPr>
+          <w:rtl/>
+        </w:rPr>
+      </w:pPr>
+    </w:p>
+    <w:p>
+      <w:pPr>
+        <w:rPr>
+          <w:rtl/>
+        </w:rPr>
+      </w:pPr>
+    </w:p>
+    <w:p>
+      <w:pPr>
+        <w:rPr>
+          <w:rFonts w:hint="cs"/>
+          <w:rtl/>
+        </w:rPr>
+      </w:pPr>
+      <w:r>
+        <w:rPr>
+          <w:rFonts w:cs="Arial"/>
+          <w:rtl/>
+        </w:rPr>
+        <w:lastRenderedPageBreak/>
+        <w:drawing>
+          <wp:anchor distT="0" distB="0" distL="114300" distR="114300" simplePos="0" relativeHeight="251660288" behindDoc="0" locked="0" layoutInCell="1" allowOverlap="1" wp14:anchorId="126D3149" wp14:editId="7E825F73">
+            <wp:simplePos x="0" y="0"/>
+            <wp:positionH relativeFrom="column">
+              <wp:posOffset>0</wp:posOffset>
+            </wp:positionH>
+            <wp:positionV relativeFrom="paragraph">
+              <wp:posOffset>0</wp:posOffset>
+            </wp:positionV>
+            <wp:extent cx="5731510" cy="1606550"/>
+            <wp:effectExtent l="0" t="0" r="2540" b="0"/>
+            <wp:wrapThrough wrapText="bothSides">
+              <wp:wrapPolygon edited="0">
+                <wp:start x="0" y="0"/>
+                <wp:lineTo x="0" y="21258"/>
+                <wp:lineTo x="21538" y="21258"/>
+                <wp:lineTo x="21538" y="0"/>
+                <wp:lineTo x="0" y="0"/>
+              </wp:wrapPolygon>
+            </wp:wrapThrough>
+            <wp:docPr id="2064662109" name="תמונה 1"/>
+            <wp:cNvGraphicFramePr>
+              <a:graphicFrameLocks xmlns:a="http://schemas.openxmlformats.org/drawingml/2006/main" noChangeAspect="1"/>
+            </wp:cNvGraphicFramePr>
+            <a:graphic xmlns:a="http://schemas.openxmlformats.org/drawingml/2006/main">
+              <a:graphicData uri="http://schemas.openxmlformats.org/drawingml/2006/picture">
+                <pic:pic xmlns:pic="http://schemas.openxmlformats.org/drawingml/2006/picture">
+                  <pic:nvPicPr>
+                    <pic:cNvPr id="2064662109" name=""/>
+                    <pic:cNvPicPr/>
+                  </pic:nvPicPr>
+                  <pic:blipFill>
+                    <a:blip r:embed="rId10">
+                      <a:extLst>
+                        <a:ext uri="{28A0092B-C50C-407E-A947-70E740481C1C}">
+                          <a14:useLocalDpi xmlns:a14="http://schemas.microsoft.com/office/drawing/2010/main" val="0"/>
+                        </a:ext>
+                      </a:extLst>
+                    </a:blip>
+                    <a:stretch>
+                      <a:fillRect/>
+                    </a:stretch>
+                  </pic:blipFill>
+                  <pic:spPr>
+                    <a:xfrm>
+                      <a:off x="0" y="0"/>
+                      <a:ext cx="5731510" cy="1606550"/>
+                    </a:xfrm>
+                    <a:prstGeom prst="rect">
+                      <a:avLst/>
+                    </a:prstGeom>
+                  </pic:spPr>
+                </pic:pic>
+              </a:graphicData>
+            </a:graphic>
+          </wp:anchor>
         </w:drawing>
       </w:r>
     </w:p>

--- a/explain/explain_my_project.docx
+++ b/explain/explain_my_project.docx
@@ -306,6 +306,16 @@
         </w:rPr>
         <w:lastRenderedPageBreak/>
         <w:t>מחיקת כל הקבצים:</w:t>
+      </w:r>
+      <w:r>
+        <w:rPr>
+          <w:rFonts w:hint="cs"/>
+          <w:rtl/>
+        </w:rPr>
+        <w:t xml:space="preserve"> </w:t>
+      </w:r>
+      <w:r>
+        <w:t>python data/db_handler.py --reset</w:t>
       </w:r>
       <w:r>
         <w:rPr>
